--- a/backend-exhibits/Teams to Teams Outscope 1.docx
+++ b/backend-exhibits/Teams to Teams Outscope 1.docx
@@ -1242,9 +1242,9 @@
   <w:docDefaults>
     <w:rPrDefault>
       <w:rPr>
-        <w:rFonts w:asciiTheme="minorHAnsi" w:eastAsiaTheme="minorHAnsi" w:hAnsiTheme="minorHAnsi" w:cstheme="minorBidi"/>
-        <w:sz w:val="22"/>
-        <w:szCs w:val="22"/>
+        <w:rFonts w:ascii="Arial" w:hAnsi="Arial" w:cs="Arial" w:eastAsia="Arial"/>
+        <w:sz w:val="21"/>
+        <w:szCs w:val="21"/>
         <w:lang w:val="en-US" w:eastAsia="en-US" w:bidi="ar-SA"/>
       </w:rPr>
     </w:rPrDefault>
@@ -1681,7 +1681,7 @@
       <w:ind w:left="67"/>
     </w:pPr>
     <w:rPr>
-      <w:rFonts w:ascii="Arial" w:eastAsia="Arial" w:hAnsi="Arial" w:cs="Arial"/>
+      <w:rFonts w:ascii="Arial" w:hAnsi="Arial" w:cs="Arial" w:eastAsia="Arial"/>
     </w:rPr>
   </w:style>
 </w:styles>
